--- a/public/word-template/surat_perintah_tugas.docx
+++ b/public/word-template/surat_perintah_tugas.docx
@@ -1,6 +1,6 @@
 
 <file path=word/document.xml><?xml version="1.0" encoding="utf-8"?>
-<w:document xmlns:wpc="http://schemas.microsoft.com/office/word/2010/wordprocessingCanvas" xmlns:cx="http://schemas.microsoft.com/office/drawing/2014/chartex" xmlns:cx1="http://schemas.microsoft.com/office/drawing/2015/9/8/chartex" xmlns:cx2="http://schemas.microsoft.com/office/drawing/2015/10/21/chartex" xmlns:cx3="http://schemas.microsoft.com/office/drawing/2016/5/9/chartex" xmlns:cx4="http://schemas.microsoft.com/office/drawing/2016/5/10/chartex" xmlns:cx5="http://schemas.microsoft.com/office/drawing/2016/5/11/chartex" xmlns:cx6="http://schemas.microsoft.com/office/drawing/2016/5/12/chartex" xmlns:cx7="http://schemas.microsoft.com/office/drawing/2016/5/13/chartex" xmlns:cx8="http://schemas.microsoft.com/office/drawing/2016/5/14/chartex" xmlns:mc="http://schemas.openxmlformats.org/markup-compatibility/2006" xmlns:aink="http://schemas.microsoft.com/office/drawing/2016/ink" xmlns:am3d="http://schemas.microsoft.com/office/drawing/2017/model3d" xmlns:o="urn:schemas-microsoft-com:office:office" xmlns:oel="http://schemas.microsoft.com/office/2019/extlst" xmlns:r="http://schemas.openxmlformats.org/officeDocument/2006/relationships" xmlns:m="http://schemas.openxmlformats.org/officeDocument/2006/math" xmlns:v="urn:schemas-microsoft-com:vml" xmlns:wp14="http://schemas.microsoft.com/office/word/2010/wordprocessingDrawing" xmlns:wp="http://schemas.openxmlformats.org/drawingml/2006/wordprocessingDrawing" xmlns:w10="urn:schemas-microsoft-com:office:word" xmlns:w="http://schemas.openxmlformats.org/wordprocessingml/2006/main" xmlns:w14="http://schemas.microsoft.com/office/word/2010/wordml" xmlns:w15="http://schemas.microsoft.com/office/word/2012/wordml" xmlns:w16cex="http://schemas.microsoft.com/office/word/2018/wordml/cex" xmlns:w16cid="http://schemas.microsoft.com/office/word/2016/wordml/cid" xmlns:w16="http://schemas.microsoft.com/office/word/2018/wordml" xmlns:w16du="http://schemas.microsoft.com/office/word/2023/wordml/word16du" xmlns:w16sdtdh="http://schemas.microsoft.com/office/word/2020/wordml/sdtdatahash" xmlns:w16se="http://schemas.microsoft.com/office/word/2015/wordml/symex" xmlns:wpg="http://schemas.microsoft.com/office/word/2010/wordprocessingGroup" xmlns:wpi="http://schemas.microsoft.com/office/word/2010/wordprocessingInk" xmlns:wne="http://schemas.microsoft.com/office/word/2006/wordml" xmlns:wps="http://schemas.microsoft.com/office/word/2010/wordprocessingShape" mc:Ignorable="w14 w15 w16se w16cid w16 w16cex w16sdtdh w16du wp14">
+<w:document xmlns:wpc="http://schemas.microsoft.com/office/word/2010/wordprocessingCanvas" xmlns:cx="http://schemas.microsoft.com/office/drawing/2014/chartex" xmlns:cx1="http://schemas.microsoft.com/office/drawing/2015/9/8/chartex" xmlns:cx2="http://schemas.microsoft.com/office/drawing/2015/10/21/chartex" xmlns:cx3="http://schemas.microsoft.com/office/drawing/2016/5/9/chartex" xmlns:cx4="http://schemas.microsoft.com/office/drawing/2016/5/10/chartex" xmlns:cx5="http://schemas.microsoft.com/office/drawing/2016/5/11/chartex" xmlns:cx6="http://schemas.microsoft.com/office/drawing/2016/5/12/chartex" xmlns:cx7="http://schemas.microsoft.com/office/drawing/2016/5/13/chartex" xmlns:cx8="http://schemas.microsoft.com/office/drawing/2016/5/14/chartex" xmlns:mc="http://schemas.openxmlformats.org/markup-compatibility/2006" xmlns:aink="http://schemas.microsoft.com/office/drawing/2016/ink" xmlns:am3d="http://schemas.microsoft.com/office/drawing/2017/model3d" xmlns:o="urn:schemas-microsoft-com:office:office" xmlns:oel="http://schemas.microsoft.com/office/2019/extlst" xmlns:r="http://schemas.openxmlformats.org/officeDocument/2006/relationships" xmlns:m="http://schemas.openxmlformats.org/officeDocument/2006/math" xmlns:v="urn:schemas-microsoft-com:vml" xmlns:wp14="http://schemas.microsoft.com/office/word/2010/wordprocessingDrawing" xmlns:wp="http://schemas.openxmlformats.org/drawingml/2006/wordprocessingDrawing" xmlns:w10="urn:schemas-microsoft-com:office:word" xmlns:w="http://schemas.openxmlformats.org/wordprocessingml/2006/main" xmlns:w14="http://schemas.microsoft.com/office/word/2010/wordml" xmlns:w15="http://schemas.microsoft.com/office/word/2012/wordml" xmlns:w16cex="http://schemas.microsoft.com/office/word/2018/wordml/cex" xmlns:w16cid="http://schemas.microsoft.com/office/word/2016/wordml/cid" xmlns:w16="http://schemas.microsoft.com/office/word/2018/wordml" xmlns:w16du="http://schemas.microsoft.com/office/word/2023/wordml/word16du" xmlns:w16sdtdh="http://schemas.microsoft.com/office/word/2020/wordml/sdtdatahash" xmlns:w16sdtfl="http://schemas.microsoft.com/office/word/2024/wordml/sdtformatlock" xmlns:w16se="http://schemas.microsoft.com/office/word/2015/wordml/symex" xmlns:wpg="http://schemas.microsoft.com/office/word/2010/wordprocessingGroup" xmlns:wpi="http://schemas.microsoft.com/office/word/2010/wordprocessingInk" xmlns:wne="http://schemas.microsoft.com/office/word/2006/wordml" xmlns:wps="http://schemas.microsoft.com/office/word/2010/wordprocessingShape" mc:Ignorable="w14 w15 w16se w16cid w16 w16cex w16sdtdh w16sdtfl w16du wp14">
   <w:body>
     <w:tbl>
       <w:tblPr>
@@ -235,7 +235,7 @@
                 <w:sz w:val="24"/>
                 <w:szCs w:val="24"/>
               </w:rPr>
-              <w:object w:dxaOrig="1440" w:dyaOrig="1440" w14:anchorId="6ECC496D">
+              <w:object w:dxaOrig="1440" w:dyaOrig="1440" w14:anchorId="36834748">
                 <v:shapetype id="_x0000_t75" coordsize="21600,21600" o:spt="75" o:preferrelative="t" path="m@4@5l@4@11@9@11@9@5xe" filled="f" stroked="f">
                   <v:stroke joinstyle="miter"/>
                   <v:formulas>
@@ -255,10 +255,10 @@
                   <v:path o:extrusionok="f" gradientshapeok="t" o:connecttype="rect"/>
                   <o:lock v:ext="edit" aspectratio="t"/>
                 </v:shapetype>
-                <v:shape id="_x0000_s1026" type="#_x0000_t75" style="position:absolute;left:0;text-align:left;margin-left:209.15pt;margin-top:2.25pt;width:62.3pt;height:61.3pt;z-index:251655168;mso-position-horizontal-relative:text;mso-position-vertical-relative:text" wrapcoords="-237 0 -237 21337 21600 21337 21600 0 -237 0">
+                <v:shape id="_x0000_s1026" type="#_x0000_t75" alt="" style="position:absolute;left:0;text-align:left;margin-left:209.15pt;margin-top:2.25pt;width:62.3pt;height:61.3pt;z-index:251655168;mso-wrap-edited:f;mso-width-percent:0;mso-height-percent:0;mso-position-horizontal-relative:text;mso-position-vertical-relative:text;mso-width-percent:0;mso-height-percent:0" wrapcoords="-237 0 -237 21337 21600 21337 21600 0 -237 0">
                   <v:imagedata r:id="rId5" o:title=""/>
                 </v:shape>
-                <o:OLEObject Type="Embed" ProgID="Word.Picture.8" ShapeID="_x0000_s1026" DrawAspect="Content" ObjectID="_1789903813" r:id="rId6"/>
+                <o:OLEObject Type="Embed" ProgID="Word.Picture.8" ShapeID="_x0000_s1026" DrawAspect="Content" ObjectID="_1829125732" r:id="rId6"/>
               </w:object>
             </w:r>
           </w:p>
@@ -389,23 +389,13 @@
                       <w:szCs w:val="24"/>
                     </w:rPr>
                   </w:pPr>
-                  <w:proofErr w:type="gramStart"/>
                   <w:r>
                     <w:rPr>
                       <w:rFonts w:ascii="Arial Narrow" w:hAnsi="Arial Narrow"/>
                       <w:sz w:val="24"/>
                       <w:szCs w:val="24"/>
                     </w:rPr>
-                    <w:t>Nomor :</w:t>
-                  </w:r>
-                  <w:proofErr w:type="gramEnd"/>
-                  <w:r>
-                    <w:rPr>
-                      <w:rFonts w:ascii="Arial Narrow" w:hAnsi="Arial Narrow"/>
-                      <w:sz w:val="24"/>
-                      <w:szCs w:val="24"/>
-                    </w:rPr>
-                    <w:t xml:space="preserve"> </w:t>
+                    <w:t xml:space="preserve">Nomor : </w:t>
                   </w:r>
                   <w:r>
                     <w:rPr>
@@ -516,7 +506,23 @@
                 <w:sz w:val="24"/>
                 <w:szCs w:val="24"/>
               </w:rPr>
-              <w:t xml:space="preserve">Bahwa untuk kepentingan penyidikan terhadap dugaan terjadinya tindak pidana </w:t>
+              <w:t>B</w:t>
+            </w:r>
+            <w:r>
+              <w:rPr>
+                <w:rFonts w:ascii="Arial Narrow" w:hAnsi="Arial Narrow"/>
+                <w:sz w:val="24"/>
+                <w:szCs w:val="24"/>
+              </w:rPr>
+              <w:t>ahwa dalam rangka untuk mencari dan mengumpulkan alat bukti guna membuat terang tindak pidana serta menemukan tersangka</w:t>
+            </w:r>
+            <w:r>
+              <w:rPr>
+                <w:rFonts w:ascii="Arial Narrow" w:hAnsi="Arial Narrow"/>
+                <w:sz w:val="24"/>
+                <w:szCs w:val="24"/>
+              </w:rPr>
+              <w:t xml:space="preserve"> </w:t>
             </w:r>
             <w:r>
               <w:rPr>
@@ -548,7 +554,23 @@
                 <w:sz w:val="24"/>
                 <w:szCs w:val="24"/>
               </w:rPr>
-              <w:t>, maka perlu mengeluarkan Surat Perintah ini.</w:t>
+              <w:t xml:space="preserve">, </w:t>
+            </w:r>
+            <w:r>
+              <w:rPr>
+                <w:rFonts w:ascii="Arial Narrow" w:hAnsi="Arial Narrow"/>
+                <w:sz w:val="24"/>
+                <w:szCs w:val="24"/>
+              </w:rPr>
+              <w:t>dipandang perlu mengeluarkan surat perintah</w:t>
+            </w:r>
+            <w:r>
+              <w:rPr>
+                <w:rFonts w:ascii="Arial Narrow" w:hAnsi="Arial Narrow"/>
+                <w:sz w:val="24"/>
+                <w:szCs w:val="24"/>
+              </w:rPr>
+              <w:t>.</w:t>
             </w:r>
           </w:p>
         </w:tc>
@@ -651,18 +673,28 @@
               <w:jc w:val="both"/>
               <w:rPr>
                 <w:rFonts w:ascii="Arial Narrow" w:hAnsi="Arial Narrow"/>
-                <w:sz w:val="24"/>
-                <w:szCs w:val="24"/>
-              </w:rPr>
-            </w:pPr>
-            <w:r>
-              <w:rPr>
-                <w:rFonts w:ascii="Arial Narrow" w:hAnsi="Arial Narrow"/>
-                <w:color w:val="000000"/>
-                <w:sz w:val="24"/>
-                <w:szCs w:val="24"/>
-              </w:rPr>
-              <w:t>Pasal 5 ayat (2), Pasal 7 ayat (1) huruf d, Pasal 8, Pasal 9, Pasal 11, Pasal 12, Pasal 16, Pasal 18 ayat (1), Pasal 19 ayat (2), Pasal 106, Pasal 109 ayat (1) dan Pasal 110 ayat (1) KUHAP.</w:t>
+                <w:color w:val="000000"/>
+                <w:sz w:val="24"/>
+                <w:szCs w:val="24"/>
+              </w:rPr>
+            </w:pPr>
+            <w:r>
+              <w:rPr>
+                <w:rFonts w:ascii="Arial Narrow" w:hAnsi="Arial Narrow"/>
+                <w:color w:val="000000"/>
+                <w:sz w:val="24"/>
+                <w:szCs w:val="24"/>
+              </w:rPr>
+              <w:t>Undang-Undang Nomor 2 Tahun 2002 tentang Kepolisian Negara Republik Indonesia</w:t>
+            </w:r>
+            <w:r>
+              <w:rPr>
+                <w:rFonts w:ascii="Arial Narrow" w:hAnsi="Arial Narrow"/>
+                <w:color w:val="000000"/>
+                <w:sz w:val="24"/>
+                <w:szCs w:val="24"/>
+              </w:rPr>
+              <w:t>.</w:t>
             </w:r>
           </w:p>
         </w:tc>
@@ -741,7 +773,16 @@
                 <w:sz w:val="24"/>
                 <w:szCs w:val="24"/>
               </w:rPr>
-              <w:t>Undang-undang No. 2 tahun 2002 tentang Kepolisian Negara Republik Indonesia.</w:t>
+              <w:t>Pasal 3 dan Pasal 618 Undang-Undang Nomor 1 Tahun 2023 tentang Kitab Undang-Undang Hukum Pidana</w:t>
+            </w:r>
+            <w:r>
+              <w:rPr>
+                <w:rFonts w:ascii="Arial Narrow" w:hAnsi="Arial Narrow"/>
+                <w:color w:val="000000"/>
+                <w:sz w:val="24"/>
+                <w:szCs w:val="24"/>
+              </w:rPr>
+              <w:t>.</w:t>
             </w:r>
           </w:p>
         </w:tc>
@@ -821,25 +862,97 @@
                 <w:sz w:val="24"/>
                 <w:szCs w:val="24"/>
               </w:rPr>
-              <w:t xml:space="preserve">Undang-undang </w:t>
-            </w:r>
-            <w:r>
-              <w:rPr>
-                <w:rFonts w:ascii="Arial Narrow" w:eastAsia="Arial Narrow" w:hAnsi="Arial Narrow"/>
-                <w:color w:val="000000"/>
-                <w:sz w:val="24"/>
-                <w:szCs w:val="24"/>
-              </w:rPr>
-              <w:t xml:space="preserve">Republik Indonesia </w:t>
-            </w:r>
-            <w:r>
-              <w:rPr>
-                <w:rFonts w:ascii="Arial Narrow" w:eastAsia="Arial Narrow" w:hAnsi="Arial Narrow"/>
-                <w:color w:val="000000"/>
-                <w:sz w:val="24"/>
-                <w:szCs w:val="24"/>
-              </w:rPr>
-              <w:t>Nomor 22 Tahun 2009 tentang Lalu Lintas dan Angkutan Jalan</w:t>
+              <w:t>Pasal 1 angka 1, angka 2, angka 5 dan angka 6, Pasal 2 ayat (1) dan ayat (2), Pasal 6 ayat (2),</w:t>
+            </w:r>
+            <w:r>
+              <w:rPr>
+                <w:rFonts w:ascii="Arial Narrow" w:eastAsia="Arial Narrow" w:hAnsi="Arial Narrow"/>
+                <w:color w:val="000000"/>
+                <w:sz w:val="24"/>
+                <w:szCs w:val="24"/>
+              </w:rPr>
+              <w:t xml:space="preserve"> </w:t>
+            </w:r>
+            <w:r>
+              <w:rPr>
+                <w:rFonts w:ascii="Arial Narrow" w:eastAsia="Arial Narrow" w:hAnsi="Arial Narrow"/>
+                <w:color w:val="000000"/>
+                <w:sz w:val="24"/>
+                <w:szCs w:val="24"/>
+              </w:rPr>
+              <w:t>Pasal 7 ayat (1) huruf j, Pasal 8, Pasal 9, Pasal 10, Pasal 11, Pasal 12, Pasal 19 ayat (2), Pasal</w:t>
+            </w:r>
+            <w:r>
+              <w:rPr>
+                <w:rFonts w:ascii="Arial Narrow" w:eastAsia="Arial Narrow" w:hAnsi="Arial Narrow"/>
+                <w:color w:val="000000"/>
+                <w:sz w:val="24"/>
+                <w:szCs w:val="24"/>
+              </w:rPr>
+              <w:t xml:space="preserve"> </w:t>
+            </w:r>
+            <w:r>
+              <w:rPr>
+                <w:rFonts w:ascii="Arial Narrow" w:eastAsia="Arial Narrow" w:hAnsi="Arial Narrow"/>
+                <w:color w:val="000000"/>
+                <w:sz w:val="24"/>
+                <w:szCs w:val="24"/>
+              </w:rPr>
+              <w:t>22, Pasal 23, Pasal 24, Pasal 25, Pasal 27, Pasal 30, Pasal 37, Pasal 38, Pasal 48, Pasal 52,Pasal 55, Pasal 56, Pasal 57, Pasal 59, Pasal 60, Pasal 61, Pasal 62 ayat (1), ayat (3) dan ayat</w:t>
+            </w:r>
+            <w:r>
+              <w:rPr>
+                <w:rFonts w:ascii="Arial Narrow" w:eastAsia="Arial Narrow" w:hAnsi="Arial Narrow"/>
+                <w:color w:val="000000"/>
+                <w:sz w:val="24"/>
+                <w:szCs w:val="24"/>
+              </w:rPr>
+              <w:t xml:space="preserve"> </w:t>
+            </w:r>
+            <w:r>
+              <w:rPr>
+                <w:rFonts w:ascii="Arial Narrow" w:eastAsia="Arial Narrow" w:hAnsi="Arial Narrow"/>
+                <w:color w:val="000000"/>
+                <w:sz w:val="24"/>
+                <w:szCs w:val="24"/>
+              </w:rPr>
+              <w:t>(5), Pasal 63, Pasal 65 huruf a dan huruf b, Pasal 79, Pasal 80, Pasal 81, Pasal 82, Pasal 83,</w:t>
+            </w:r>
+            <w:r>
+              <w:rPr>
+                <w:rFonts w:ascii="Arial Narrow" w:eastAsia="Arial Narrow" w:hAnsi="Arial Narrow"/>
+                <w:color w:val="000000"/>
+                <w:sz w:val="24"/>
+                <w:szCs w:val="24"/>
+              </w:rPr>
+              <w:t xml:space="preserve"> </w:t>
+            </w:r>
+            <w:r>
+              <w:rPr>
+                <w:rFonts w:ascii="Arial Narrow" w:eastAsia="Arial Narrow" w:hAnsi="Arial Narrow"/>
+                <w:color w:val="000000"/>
+                <w:sz w:val="24"/>
+                <w:szCs w:val="24"/>
+              </w:rPr>
+              <w:t>Pasal 84, Pasal 93, Pasal 99, Pasal 102, Pasal 112, Pasal 118, Pasal 136, Pasal 140, Pasal</w:t>
+            </w:r>
+            <w:r>
+              <w:rPr>
+                <w:rFonts w:ascii="Arial Narrow" w:eastAsia="Arial Narrow" w:hAnsi="Arial Narrow"/>
+                <w:color w:val="000000"/>
+                <w:sz w:val="24"/>
+                <w:szCs w:val="24"/>
+              </w:rPr>
+              <w:t xml:space="preserve"> </w:t>
+            </w:r>
+            <w:r>
+              <w:rPr>
+                <w:rFonts w:ascii="Arial Narrow" w:eastAsia="Arial Narrow" w:hAnsi="Arial Narrow"/>
+                <w:color w:val="000000"/>
+                <w:sz w:val="24"/>
+                <w:szCs w:val="24"/>
+              </w:rPr>
+              <w:t>163 ayat (1) huruf g dan ayat (3) huruf c dan e, Pasal 164 ayat (2), Pasal 212, Pasal 327 dan Pasal361 Undang-Undang Nomor 20 Tahun 2025 tentang Kitab Undang-Undang Hukum Acara Pidana</w:t>
             </w:r>
             <w:r>
               <w:rPr>
@@ -903,7 +1016,15 @@
                 <w:sz w:val="24"/>
                 <w:szCs w:val="24"/>
               </w:rPr>
-              <w:t>4.</w:t>
+              <w:t>4</w:t>
+            </w:r>
+            <w:r>
+              <w:rPr>
+                <w:rFonts w:ascii="Arial Narrow" w:hAnsi="Arial Narrow"/>
+                <w:sz w:val="24"/>
+                <w:szCs w:val="24"/>
+              </w:rPr>
+              <w:t xml:space="preserve">.  </w:t>
             </w:r>
           </w:p>
         </w:tc>
@@ -928,7 +1049,7 @@
                 <w:sz w:val="24"/>
                 <w:szCs w:val="24"/>
               </w:rPr>
-              <w:t>Laporan Polisi No.</w:t>
+              <w:t>Undang-Undang</w:t>
             </w:r>
             <w:r>
               <w:rPr>
@@ -946,6 +1067,184 @@
                 <w:sz w:val="24"/>
                 <w:szCs w:val="24"/>
               </w:rPr>
+              <w:t xml:space="preserve">Nomor </w:t>
+            </w:r>
+            <w:r>
+              <w:rPr>
+                <w:rFonts w:ascii="Arial Narrow" w:eastAsia="Arial Narrow" w:hAnsi="Arial Narrow"/>
+                <w:color w:val="000000"/>
+                <w:sz w:val="24"/>
+                <w:szCs w:val="24"/>
+              </w:rPr>
+              <w:t>22</w:t>
+            </w:r>
+            <w:r>
+              <w:rPr>
+                <w:rFonts w:ascii="Arial Narrow" w:eastAsia="Arial Narrow" w:hAnsi="Arial Narrow"/>
+                <w:color w:val="000000"/>
+                <w:sz w:val="24"/>
+                <w:szCs w:val="24"/>
+              </w:rPr>
+              <w:t xml:space="preserve"> </w:t>
+            </w:r>
+            <w:r>
+              <w:rPr>
+                <w:rFonts w:ascii="Arial Narrow" w:eastAsia="Arial Narrow" w:hAnsi="Arial Narrow"/>
+                <w:color w:val="000000"/>
+                <w:sz w:val="24"/>
+                <w:szCs w:val="24"/>
+              </w:rPr>
+              <w:t>Tahun</w:t>
+            </w:r>
+            <w:r>
+              <w:rPr>
+                <w:rFonts w:ascii="Arial Narrow" w:eastAsia="Arial Narrow" w:hAnsi="Arial Narrow"/>
+                <w:color w:val="000000"/>
+                <w:sz w:val="24"/>
+                <w:szCs w:val="24"/>
+              </w:rPr>
+              <w:t xml:space="preserve"> </w:t>
+            </w:r>
+            <w:r>
+              <w:rPr>
+                <w:rFonts w:ascii="Arial Narrow" w:eastAsia="Arial Narrow" w:hAnsi="Arial Narrow"/>
+                <w:color w:val="000000"/>
+                <w:sz w:val="24"/>
+                <w:szCs w:val="24"/>
+              </w:rPr>
+              <w:t>2009</w:t>
+            </w:r>
+            <w:r>
+              <w:rPr>
+                <w:rFonts w:ascii="Arial Narrow" w:eastAsia="Arial Narrow" w:hAnsi="Arial Narrow"/>
+                <w:color w:val="000000"/>
+                <w:sz w:val="24"/>
+                <w:szCs w:val="24"/>
+              </w:rPr>
+              <w:t xml:space="preserve"> tentang</w:t>
+            </w:r>
+            <w:r>
+              <w:rPr>
+                <w:rFonts w:ascii="Arial Narrow" w:eastAsia="Arial Narrow" w:hAnsi="Arial Narrow"/>
+                <w:color w:val="000000"/>
+                <w:sz w:val="24"/>
+                <w:szCs w:val="24"/>
+              </w:rPr>
+              <w:t xml:space="preserve"> </w:t>
+            </w:r>
+            <w:r>
+              <w:rPr>
+                <w:rFonts w:ascii="Arial Narrow" w:eastAsia="Arial Narrow" w:hAnsi="Arial Narrow"/>
+                <w:color w:val="000000"/>
+                <w:sz w:val="24"/>
+                <w:szCs w:val="24"/>
+              </w:rPr>
+              <w:t>Lalu Lintas dan Angkutan Jalan</w:t>
+            </w:r>
+            <w:r>
+              <w:rPr>
+                <w:rFonts w:ascii="Arial Narrow" w:eastAsia="Arial Narrow" w:hAnsi="Arial Narrow"/>
+                <w:color w:val="000000"/>
+                <w:sz w:val="24"/>
+                <w:szCs w:val="24"/>
+              </w:rPr>
+              <w:t>.</w:t>
+            </w:r>
+          </w:p>
+        </w:tc>
+      </w:tr>
+      <w:tr>
+        <w:tc>
+          <w:tcPr>
+            <w:tcW w:w="1435" w:type="dxa"/>
+          </w:tcPr>
+          <w:p>
+            <w:pPr>
+              <w:jc w:val="both"/>
+              <w:rPr>
+                <w:rFonts w:ascii="Arial Narrow" w:hAnsi="Arial Narrow"/>
+                <w:sz w:val="24"/>
+                <w:szCs w:val="24"/>
+              </w:rPr>
+            </w:pPr>
+          </w:p>
+        </w:tc>
+        <w:tc>
+          <w:tcPr>
+            <w:tcW w:w="266" w:type="dxa"/>
+          </w:tcPr>
+          <w:p>
+            <w:pPr>
+              <w:jc w:val="both"/>
+              <w:rPr>
+                <w:rFonts w:ascii="Arial Narrow" w:hAnsi="Arial Narrow"/>
+                <w:sz w:val="24"/>
+                <w:szCs w:val="24"/>
+              </w:rPr>
+            </w:pPr>
+          </w:p>
+        </w:tc>
+        <w:tc>
+          <w:tcPr>
+            <w:tcW w:w="284" w:type="dxa"/>
+          </w:tcPr>
+          <w:p>
+            <w:pPr>
+              <w:jc w:val="both"/>
+              <w:rPr>
+                <w:rFonts w:ascii="Arial Narrow" w:hAnsi="Arial Narrow"/>
+                <w:sz w:val="24"/>
+                <w:szCs w:val="24"/>
+              </w:rPr>
+            </w:pPr>
+            <w:r>
+              <w:rPr>
+                <w:rFonts w:ascii="Arial Narrow" w:hAnsi="Arial Narrow"/>
+                <w:sz w:val="24"/>
+                <w:szCs w:val="24"/>
+              </w:rPr>
+              <w:t>5</w:t>
+            </w:r>
+            <w:r>
+              <w:rPr>
+                <w:rFonts w:ascii="Arial Narrow" w:hAnsi="Arial Narrow"/>
+                <w:sz w:val="24"/>
+                <w:szCs w:val="24"/>
+              </w:rPr>
+              <w:t>.</w:t>
+            </w:r>
+          </w:p>
+        </w:tc>
+        <w:tc>
+          <w:tcPr>
+            <w:tcW w:w="7652" w:type="dxa"/>
+          </w:tcPr>
+          <w:p>
+            <w:pPr>
+              <w:jc w:val="both"/>
+              <w:rPr>
+                <w:rFonts w:ascii="Arial Narrow" w:eastAsia="Arial Narrow" w:hAnsi="Arial Narrow"/>
+                <w:color w:val="000000"/>
+                <w:sz w:val="24"/>
+                <w:szCs w:val="24"/>
+              </w:rPr>
+            </w:pPr>
+            <w:r>
+              <w:rPr>
+                <w:rFonts w:ascii="Arial Narrow" w:eastAsia="Arial Narrow" w:hAnsi="Arial Narrow"/>
+                <w:color w:val="000000"/>
+                <w:sz w:val="24"/>
+                <w:szCs w:val="24"/>
+              </w:rPr>
+              <w:t xml:space="preserve">Laporan Polisi No. </w:t>
+            </w:r>
+            <w:r>
+              <w:rPr>
+                <w:rFonts w:ascii="Arial Narrow" w:eastAsia="Arial Narrow" w:hAnsi="Arial Narrow"/>
+                <w:color w:val="000000"/>
+                <w:sz w:val="24"/>
+                <w:szCs w:val="24"/>
+              </w:rPr>
               <w:t>${no_lp}</w:t>
             </w:r>
             <w:r>
@@ -956,6 +1255,165 @@
                 <w:szCs w:val="24"/>
               </w:rPr>
               <w:t xml:space="preserve">, tanggal </w:t>
+            </w:r>
+            <w:r>
+              <w:rPr>
+                <w:rFonts w:ascii="Arial Narrow" w:eastAsia="Arial Narrow" w:hAnsi="Arial Narrow"/>
+                <w:color w:val="000000"/>
+                <w:sz w:val="24"/>
+                <w:szCs w:val="24"/>
+              </w:rPr>
+              <w:t>${</w:t>
+            </w:r>
+            <w:r>
+              <w:rPr>
+                <w:rFonts w:ascii="Arial Narrow" w:eastAsia="Arial Narrow" w:hAnsi="Arial Narrow"/>
+                <w:color w:val="000000"/>
+                <w:sz w:val="24"/>
+                <w:szCs w:val="24"/>
+              </w:rPr>
+              <w:t>report</w:t>
+            </w:r>
+            <w:r>
+              <w:rPr>
+                <w:rFonts w:ascii="Arial Narrow" w:eastAsia="Arial Narrow" w:hAnsi="Arial Narrow"/>
+                <w:color w:val="000000"/>
+                <w:sz w:val="24"/>
+                <w:szCs w:val="24"/>
+              </w:rPr>
+              <w:t>_date}</w:t>
+            </w:r>
+            <w:r>
+              <w:rPr>
+                <w:rFonts w:ascii="Arial Narrow" w:eastAsia="Arial Narrow" w:hAnsi="Arial Narrow"/>
+                <w:color w:val="000000"/>
+                <w:sz w:val="24"/>
+                <w:szCs w:val="24"/>
+              </w:rPr>
+              <w:t>.</w:t>
+            </w:r>
+          </w:p>
+        </w:tc>
+      </w:tr>
+      <w:tr>
+        <w:tc>
+          <w:tcPr>
+            <w:tcW w:w="1435" w:type="dxa"/>
+          </w:tcPr>
+          <w:p>
+            <w:pPr>
+              <w:jc w:val="both"/>
+              <w:rPr>
+                <w:rFonts w:ascii="Arial Narrow" w:hAnsi="Arial Narrow"/>
+                <w:sz w:val="24"/>
+                <w:szCs w:val="24"/>
+              </w:rPr>
+            </w:pPr>
+          </w:p>
+        </w:tc>
+        <w:tc>
+          <w:tcPr>
+            <w:tcW w:w="266" w:type="dxa"/>
+          </w:tcPr>
+          <w:p>
+            <w:pPr>
+              <w:jc w:val="both"/>
+              <w:rPr>
+                <w:rFonts w:ascii="Arial Narrow" w:hAnsi="Arial Narrow"/>
+                <w:sz w:val="24"/>
+                <w:szCs w:val="24"/>
+              </w:rPr>
+            </w:pPr>
+          </w:p>
+        </w:tc>
+        <w:tc>
+          <w:tcPr>
+            <w:tcW w:w="284" w:type="dxa"/>
+          </w:tcPr>
+          <w:p>
+            <w:pPr>
+              <w:jc w:val="both"/>
+              <w:rPr>
+                <w:rFonts w:ascii="Arial Narrow" w:hAnsi="Arial Narrow"/>
+                <w:sz w:val="24"/>
+                <w:szCs w:val="24"/>
+              </w:rPr>
+            </w:pPr>
+            <w:r>
+              <w:rPr>
+                <w:rFonts w:ascii="Arial Narrow" w:hAnsi="Arial Narrow"/>
+                <w:sz w:val="24"/>
+                <w:szCs w:val="24"/>
+              </w:rPr>
+              <w:t>6</w:t>
+            </w:r>
+            <w:r>
+              <w:rPr>
+                <w:rFonts w:ascii="Arial Narrow" w:hAnsi="Arial Narrow"/>
+                <w:sz w:val="24"/>
+                <w:szCs w:val="24"/>
+              </w:rPr>
+              <w:t>.</w:t>
+            </w:r>
+          </w:p>
+        </w:tc>
+        <w:tc>
+          <w:tcPr>
+            <w:tcW w:w="7652" w:type="dxa"/>
+          </w:tcPr>
+          <w:p>
+            <w:pPr>
+              <w:jc w:val="both"/>
+              <w:rPr>
+                <w:rFonts w:ascii="Arial Narrow" w:eastAsia="Arial Narrow" w:hAnsi="Arial Narrow"/>
+                <w:color w:val="000000"/>
+                <w:sz w:val="24"/>
+                <w:szCs w:val="24"/>
+              </w:rPr>
+            </w:pPr>
+            <w:r>
+              <w:rPr>
+                <w:rFonts w:ascii="Arial Narrow" w:eastAsia="Arial Narrow" w:hAnsi="Arial Narrow"/>
+                <w:color w:val="000000"/>
+                <w:sz w:val="24"/>
+                <w:szCs w:val="24"/>
+              </w:rPr>
+              <w:t>Surat Perintah Penyidikan Nomor</w:t>
+            </w:r>
+            <w:r>
+              <w:rPr>
+                <w:rFonts w:ascii="Arial Narrow" w:eastAsia="Arial Narrow" w:hAnsi="Arial Narrow"/>
+                <w:color w:val="000000"/>
+                <w:sz w:val="24"/>
+                <w:szCs w:val="24"/>
+              </w:rPr>
+              <w:t xml:space="preserve"> </w:t>
+            </w:r>
+            <w:r>
+              <w:rPr>
+                <w:rFonts w:ascii="Arial Narrow" w:hAnsi="Arial Narrow"/>
+                <w:sz w:val="24"/>
+                <w:szCs w:val="24"/>
+              </w:rPr>
+              <w:t>${letter_number}</w:t>
+            </w:r>
+            <w:r>
+              <w:rPr>
+                <w:rFonts w:ascii="Arial Narrow" w:eastAsia="Arial Narrow" w:hAnsi="Arial Narrow"/>
+                <w:color w:val="000000"/>
+                <w:sz w:val="24"/>
+                <w:szCs w:val="24"/>
+              </w:rPr>
+              <w:t xml:space="preserve"> </w:t>
+            </w:r>
+            <w:r>
+              <w:rPr>
+                <w:rFonts w:ascii="Arial Narrow" w:eastAsia="Arial Narrow" w:hAnsi="Arial Narrow"/>
+                <w:color w:val="000000"/>
+                <w:sz w:val="24"/>
+                <w:szCs w:val="24"/>
+              </w:rPr>
+              <w:t xml:space="preserve">tanggal </w:t>
             </w:r>
             <w:r>
               <w:rPr>
@@ -1160,8 +1618,6 @@
             </w:tblPr>
             <w:tblGrid>
               <w:gridCol w:w="284"/>
-              <w:gridCol w:w="1276"/>
-              <w:gridCol w:w="283"/>
               <w:gridCol w:w="6073"/>
             </w:tblGrid>
             <w:tr>
@@ -1197,52 +1653,6 @@
               </w:tc>
               <w:tc>
                 <w:tcPr>
-                  <w:tcW w:w="1276" w:type="dxa"/>
-                </w:tcPr>
-                <w:p>
-                  <w:pPr>
-                    <w:rPr>
-                      <w:rFonts w:ascii="Arial Narrow" w:hAnsi="Arial Narrow"/>
-                      <w:sz w:val="24"/>
-                      <w:szCs w:val="24"/>
-                    </w:rPr>
-                  </w:pPr>
-                  <w:r>
-                    <w:rPr>
-                      <w:rFonts w:ascii="Arial Narrow" w:hAnsi="Arial Narrow"/>
-                      <w:sz w:val="24"/>
-                      <w:szCs w:val="24"/>
-                    </w:rPr>
-                    <w:t>Nama</w:t>
-                  </w:r>
-                </w:p>
-              </w:tc>
-              <w:tc>
-                <w:tcPr>
-                  <w:tcW w:w="283" w:type="dxa"/>
-                </w:tcPr>
-                <w:p>
-                  <w:pPr>
-                    <w:rPr>
-                      <w:rFonts w:ascii="Arial Narrow" w:hAnsi="Arial Narrow"/>
-                      <w:sz w:val="24"/>
-                      <w:szCs w:val="24"/>
-                    </w:rPr>
-                  </w:pPr>
-                  <w:r>
-                    <w:rPr>
-                      <w:rFonts w:ascii="Arial Narrow" w:eastAsia="Arial Narrow" w:hAnsi="Arial Narrow"/>
-                      <w:bCs/>
-                      <w:color w:val="000000"/>
-                      <w:sz w:val="24"/>
-                      <w:szCs w:val="24"/>
-                    </w:rPr>
-                    <w:t>:</w:t>
-                  </w:r>
-                </w:p>
-              </w:tc>
-              <w:tc>
-                <w:tcPr>
                   <w:tcW w:w="6073" w:type="dxa"/>
                 </w:tcPr>
                 <w:p>
@@ -1251,8 +1661,27 @@
                       <w:rFonts w:ascii="Arial Narrow" w:hAnsi="Arial Narrow"/>
                       <w:sz w:val="24"/>
                       <w:szCs w:val="24"/>
+                      <w:u w:val="single"/>
                     </w:rPr>
                   </w:pPr>
+                  <w:r>
+                    <w:rPr>
+                      <w:rFonts w:ascii="Arial Narrow" w:hAnsi="Arial Narrow"/>
+                      <w:sz w:val="24"/>
+                      <w:szCs w:val="24"/>
+                      <w:u w:val="single"/>
+                    </w:rPr>
+                    <w:t>${rank_id}</w:t>
+                  </w:r>
+                  <w:r>
+                    <w:rPr>
+                      <w:rFonts w:ascii="Arial Narrow" w:hAnsi="Arial Narrow"/>
+                      <w:sz w:val="24"/>
+                      <w:szCs w:val="24"/>
+                      <w:u w:val="single"/>
+                    </w:rPr>
+                    <w:t xml:space="preserve"> </w:t>
+                  </w:r>
                   <w:r>
                     <w:rPr>
                       <w:rFonts w:ascii="Arial Narrow" w:eastAsia="Arial Narrow" w:hAnsi="Arial Narrow"/>
@@ -1260,91 +1689,9 @@
                       <w:color w:val="000000"/>
                       <w:sz w:val="24"/>
                       <w:szCs w:val="24"/>
-                    </w:rPr>
-                    <w:t>${first_name} ${last_name}</w:t>
-                  </w:r>
-                </w:p>
-              </w:tc>
-            </w:tr>
-            <w:tr>
-              <w:tc>
-                <w:tcPr>
-                  <w:tcW w:w="284" w:type="dxa"/>
-                </w:tcPr>
-                <w:p>
-                  <w:pPr>
-                    <w:rPr>
-                      <w:rFonts w:ascii="Arial Narrow" w:hAnsi="Arial Narrow"/>
-                      <w:sz w:val="24"/>
-                      <w:szCs w:val="24"/>
-                    </w:rPr>
-                  </w:pPr>
-                </w:p>
-              </w:tc>
-              <w:tc>
-                <w:tcPr>
-                  <w:tcW w:w="1276" w:type="dxa"/>
-                </w:tcPr>
-                <w:p>
-                  <w:pPr>
-                    <w:rPr>
-                      <w:rFonts w:ascii="Arial Narrow" w:hAnsi="Arial Narrow"/>
-                      <w:sz w:val="24"/>
-                      <w:szCs w:val="24"/>
-                    </w:rPr>
-                  </w:pPr>
-                  <w:r>
-                    <w:rPr>
-                      <w:rFonts w:ascii="Arial Narrow" w:hAnsi="Arial Narrow"/>
-                      <w:color w:val="000000"/>
-                      <w:sz w:val="24"/>
-                      <w:szCs w:val="24"/>
-                    </w:rPr>
-                    <w:t>Pangkat/Nrp</w:t>
-                  </w:r>
-                </w:p>
-              </w:tc>
-              <w:tc>
-                <w:tcPr>
-                  <w:tcW w:w="283" w:type="dxa"/>
-                </w:tcPr>
-                <w:p>
-                  <w:pPr>
-                    <w:rPr>
-                      <w:rFonts w:ascii="Arial Narrow" w:hAnsi="Arial Narrow"/>
-                      <w:sz w:val="24"/>
-                      <w:szCs w:val="24"/>
-                    </w:rPr>
-                  </w:pPr>
-                  <w:r>
-                    <w:rPr>
-                      <w:rFonts w:ascii="Arial Narrow" w:hAnsi="Arial Narrow"/>
-                      <w:sz w:val="24"/>
-                      <w:szCs w:val="24"/>
-                    </w:rPr>
-                    <w:t>:</w:t>
-                  </w:r>
-                </w:p>
-              </w:tc>
-              <w:tc>
-                <w:tcPr>
-                  <w:tcW w:w="6073" w:type="dxa"/>
-                </w:tcPr>
-                <w:p>
-                  <w:pPr>
-                    <w:rPr>
-                      <w:rFonts w:ascii="Arial Narrow" w:hAnsi="Arial Narrow"/>
-                      <w:sz w:val="24"/>
-                      <w:szCs w:val="24"/>
-                    </w:rPr>
-                  </w:pPr>
-                  <w:r>
-                    <w:rPr>
-                      <w:rFonts w:ascii="Arial Narrow" w:hAnsi="Arial Narrow"/>
-                      <w:sz w:val="24"/>
-                      <w:szCs w:val="24"/>
-                    </w:rPr>
-                    <w:t>${rank_id} / ${officer_id}</w:t>
+                      <w:u w:val="single"/>
+                    </w:rPr>
+                    <w:t>${first_name} ${last_name} NRP ${officer_id}</w:t>
                   </w:r>
                 </w:p>
               </w:tc>
@@ -1365,50 +1712,6 @@
                       <w:szCs w:val="24"/>
                     </w:rPr>
                   </w:pPr>
-                </w:p>
-              </w:tc>
-              <w:tc>
-                <w:tcPr>
-                  <w:tcW w:w="1276" w:type="dxa"/>
-                </w:tcPr>
-                <w:p>
-                  <w:pPr>
-                    <w:rPr>
-                      <w:rFonts w:ascii="Arial Narrow" w:hAnsi="Arial Narrow"/>
-                      <w:sz w:val="24"/>
-                      <w:szCs w:val="24"/>
-                    </w:rPr>
-                  </w:pPr>
-                  <w:r>
-                    <w:rPr>
-                      <w:rFonts w:ascii="Arial Narrow" w:hAnsi="Arial Narrow"/>
-                      <w:sz w:val="24"/>
-                      <w:szCs w:val="24"/>
-                    </w:rPr>
-                    <w:t>Jabatan</w:t>
-                  </w:r>
-                </w:p>
-              </w:tc>
-              <w:tc>
-                <w:tcPr>
-                  <w:tcW w:w="283" w:type="dxa"/>
-                </w:tcPr>
-                <w:p>
-                  <w:pPr>
-                    <w:rPr>
-                      <w:rFonts w:ascii="Arial Narrow" w:hAnsi="Arial Narrow"/>
-                      <w:sz w:val="24"/>
-                      <w:szCs w:val="24"/>
-                    </w:rPr>
-                  </w:pPr>
-                  <w:r>
-                    <w:rPr>
-                      <w:rFonts w:ascii="Arial Narrow" w:hAnsi="Arial Narrow"/>
-                      <w:sz w:val="24"/>
-                      <w:szCs w:val="24"/>
-                    </w:rPr>
-                    <w:t>:</w:t>
-                  </w:r>
                 </w:p>
               </w:tc>
               <w:tc>
@@ -1669,43 +1972,44 @@
                 <w:sz w:val="24"/>
                 <w:szCs w:val="24"/>
               </w:rPr>
-              <w:t xml:space="preserve"> UU </w:t>
-            </w:r>
-            <w:r>
-              <w:rPr>
-                <w:rFonts w:ascii="Arial Narrow" w:eastAsia="Arial Narrow" w:hAnsi="Arial Narrow"/>
-                <w:color w:val="000000"/>
-                <w:sz w:val="24"/>
-                <w:szCs w:val="24"/>
-              </w:rPr>
-              <w:t>No</w:t>
-            </w:r>
-            <w:r>
-              <w:rPr>
-                <w:rFonts w:ascii="Arial Narrow" w:eastAsia="Arial Narrow" w:hAnsi="Arial Narrow"/>
-                <w:color w:val="000000"/>
-                <w:sz w:val="24"/>
-                <w:szCs w:val="24"/>
-              </w:rPr>
-              <w:t>.</w:t>
-            </w:r>
-            <w:r>
-              <w:rPr>
-                <w:rFonts w:ascii="Arial Narrow" w:eastAsia="Arial Narrow" w:hAnsi="Arial Narrow"/>
-                <w:color w:val="000000"/>
-                <w:sz w:val="24"/>
-                <w:szCs w:val="24"/>
-              </w:rPr>
-              <w:t xml:space="preserve"> 22 Tahun 2009 tentang Lalu Lintas dan Angkutan Jalan</w:t>
-            </w:r>
-            <w:r>
-              <w:rPr>
-                <w:rFonts w:ascii="Arial Narrow" w:eastAsia="Arial Narrow" w:hAnsi="Arial Narrow"/>
-                <w:color w:val="000000"/>
-                <w:sz w:val="24"/>
-                <w:szCs w:val="24"/>
-              </w:rPr>
-              <w:t>.</w:t>
+              <w:t xml:space="preserve"> </w:t>
+            </w:r>
+            <w:r>
+              <w:rPr>
+                <w:rFonts w:ascii="Arial Narrow" w:eastAsia="Arial Narrow" w:hAnsi="Arial Narrow"/>
+                <w:bCs/>
+                <w:color w:val="000000"/>
+                <w:sz w:val="24"/>
+                <w:szCs w:val="24"/>
+              </w:rPr>
+              <w:t xml:space="preserve">UU </w:t>
+            </w:r>
+            <w:r>
+              <w:rPr>
+                <w:rFonts w:ascii="Arial Narrow" w:eastAsia="Arial Narrow" w:hAnsi="Arial Narrow"/>
+                <w:color w:val="000000"/>
+                <w:sz w:val="24"/>
+                <w:szCs w:val="24"/>
+              </w:rPr>
+              <w:t>No. 22 Tahun 2009</w:t>
+            </w:r>
+            <w:r>
+              <w:rPr>
+                <w:rFonts w:ascii="Arial Narrow" w:eastAsia="Arial Narrow" w:hAnsi="Arial Narrow"/>
+                <w:color w:val="000000"/>
+                <w:sz w:val="24"/>
+                <w:szCs w:val="24"/>
+              </w:rPr>
+              <w:t xml:space="preserve"> tentang Lalu Lintas dan Angkutan Jalan</w:t>
+            </w:r>
+            <w:r>
+              <w:rPr>
+                <w:rFonts w:ascii="Arial Narrow" w:eastAsia="Arial Narrow" w:hAnsi="Arial Narrow"/>
+                <w:color w:val="000000"/>
+                <w:sz w:val="24"/>
+                <w:szCs w:val="24"/>
+              </w:rPr>
+              <w:t>,</w:t>
             </w:r>
             <w:r>
               <w:rPr>
@@ -1822,7 +2126,43 @@
                 <w:sz w:val="24"/>
                 <w:szCs w:val="24"/>
               </w:rPr>
-              <w:t>Mengadakan koordinasi dan kerja sama yang sebaik-baiknya dengan Kepolisian setempat dan instansi terkait.</w:t>
+              <w:t>Mengadakan</w:t>
+            </w:r>
+            <w:r>
+              <w:rPr>
+                <w:rFonts w:ascii="Arial Narrow" w:hAnsi="Arial Narrow"/>
+                <w:color w:val="000000"/>
+                <w:sz w:val="24"/>
+                <w:szCs w:val="24"/>
+              </w:rPr>
+              <w:t xml:space="preserve"> </w:t>
+            </w:r>
+            <w:r>
+              <w:rPr>
+                <w:rFonts w:ascii="Arial Narrow" w:hAnsi="Arial Narrow"/>
+                <w:color w:val="000000"/>
+                <w:sz w:val="24"/>
+                <w:szCs w:val="24"/>
+              </w:rPr>
+              <w:t>koordinasi dan kerjasama yang sebaik-baiknya dengan instansi atau unsur terkait</w:t>
+            </w:r>
+            <w:r>
+              <w:rPr>
+                <w:rFonts w:ascii="Arial Narrow" w:hAnsi="Arial Narrow"/>
+                <w:color w:val="000000"/>
+                <w:sz w:val="24"/>
+                <w:szCs w:val="24"/>
+              </w:rPr>
+              <w:t xml:space="preserve"> </w:t>
+            </w:r>
+            <w:r>
+              <w:rPr>
+                <w:rFonts w:ascii="Arial Narrow" w:hAnsi="Arial Narrow"/>
+                <w:color w:val="000000"/>
+                <w:sz w:val="24"/>
+                <w:szCs w:val="24"/>
+              </w:rPr>
+              <w:t>.</w:t>
             </w:r>
           </w:p>
         </w:tc>
@@ -1921,7 +2261,7 @@
                 <w:sz w:val="24"/>
                 <w:szCs w:val="24"/>
               </w:rPr>
-              <w:t>${letter_start_date}</w:t>
+              <w:t>dikeluarkan</w:t>
             </w:r>
             <w:r>
               <w:rPr>
@@ -2013,7 +2353,17 @@
                 <w:sz w:val="24"/>
                 <w:szCs w:val="24"/>
               </w:rPr>
-              <w:t>4.</w:t>
+              <w:t>4</w:t>
+            </w:r>
+            <w:r>
+              <w:rPr>
+                <w:rFonts w:ascii="Arial Narrow" w:eastAsia="Arial Narrow" w:hAnsi="Arial Narrow"/>
+                <w:bCs/>
+                <w:color w:val="000000"/>
+                <w:sz w:val="24"/>
+                <w:szCs w:val="24"/>
+              </w:rPr>
+              <w:t>.</w:t>
             </w:r>
           </w:p>
         </w:tc>
@@ -2034,27 +2384,43 @@
             </w:pPr>
             <w:r>
               <w:rPr>
-                <w:rFonts w:ascii="Arial Narrow" w:eastAsia="Arial Narrow" w:hAnsi="Arial Narrow"/>
-                <w:bCs/>
-                <w:color w:val="000000"/>
-                <w:sz w:val="24"/>
-                <w:szCs w:val="24"/>
-              </w:rPr>
-              <w:t xml:space="preserve">Melaporkan setiap perkembangan pelaksanaan penyidikan tindak pidana pada kesempatan pertama kepada </w:t>
-            </w:r>
-            <w:r>
-              <w:rPr>
-                <w:rFonts w:ascii="Arial Narrow" w:eastAsia="Arial Narrow" w:hAnsi="Arial Narrow"/>
-                <w:color w:val="000000"/>
-                <w:sz w:val="24"/>
-                <w:szCs w:val="24"/>
-              </w:rPr>
-              <w:t>${officer_signature_sebagai_kepala}</w:t>
-            </w:r>
-            <w:r>
-              <w:rPr>
-                <w:rFonts w:ascii="Arial Narrow" w:eastAsia="Arial Narrow" w:hAnsi="Arial Narrow"/>
-                <w:bCs/>
+                <w:rFonts w:ascii="Arial Narrow" w:hAnsi="Arial Narrow"/>
+                <w:color w:val="000000"/>
+                <w:sz w:val="24"/>
+                <w:szCs w:val="24"/>
+              </w:rPr>
+              <w:t>Melaksanakan</w:t>
+            </w:r>
+            <w:r>
+              <w:rPr>
+                <w:rFonts w:ascii="Arial Narrow" w:hAnsi="Arial Narrow"/>
+                <w:color w:val="000000"/>
+                <w:sz w:val="24"/>
+                <w:szCs w:val="24"/>
+              </w:rPr>
+              <w:t xml:space="preserve"> </w:t>
+            </w:r>
+            <w:r>
+              <w:rPr>
+                <w:rFonts w:ascii="Arial Narrow" w:hAnsi="Arial Narrow"/>
+                <w:color w:val="000000"/>
+                <w:sz w:val="24"/>
+                <w:szCs w:val="24"/>
+              </w:rPr>
+              <w:t xml:space="preserve">perintah ini dengan saksama dan penuh rasa tanggung jawab dan segera melaporkan hasil penyidikan kepada </w:t>
+            </w:r>
+            <w:r>
+              <w:rPr>
+                <w:rFonts w:ascii="Arial Narrow" w:hAnsi="Arial Narrow"/>
+                <w:color w:val="000000"/>
+                <w:sz w:val="24"/>
+                <w:szCs w:val="24"/>
+              </w:rPr>
+              <w:t>Atasan Penyidik</w:t>
+            </w:r>
+            <w:r>
+              <w:rPr>
+                <w:rFonts w:ascii="Arial Narrow" w:hAnsi="Arial Narrow"/>
                 <w:color w:val="000000"/>
                 <w:sz w:val="24"/>
                 <w:szCs w:val="24"/>
@@ -2067,114 +2433,25 @@
       <w:tr>
         <w:tc>
           <w:tcPr>
-            <w:tcW w:w="1435" w:type="dxa"/>
-          </w:tcPr>
-          <w:p>
-            <w:pPr>
-              <w:jc w:val="both"/>
-              <w:rPr>
-                <w:rFonts w:ascii="Arial Narrow" w:eastAsia="Arial Narrow" w:hAnsi="Arial Narrow"/>
-                <w:bCs/>
-                <w:color w:val="000000"/>
-                <w:sz w:val="24"/>
-                <w:szCs w:val="24"/>
-              </w:rPr>
-            </w:pPr>
-          </w:p>
-        </w:tc>
-        <w:tc>
-          <w:tcPr>
-            <w:tcW w:w="266" w:type="dxa"/>
-          </w:tcPr>
-          <w:p>
-            <w:pPr>
-              <w:jc w:val="both"/>
-              <w:rPr>
-                <w:rFonts w:ascii="Arial Narrow" w:eastAsia="Arial Narrow" w:hAnsi="Arial Narrow"/>
-                <w:bCs/>
-                <w:color w:val="000000"/>
-                <w:sz w:val="24"/>
-                <w:szCs w:val="24"/>
-              </w:rPr>
-            </w:pPr>
-          </w:p>
-        </w:tc>
-        <w:tc>
-          <w:tcPr>
-            <w:tcW w:w="284" w:type="dxa"/>
-          </w:tcPr>
-          <w:p>
-            <w:pPr>
-              <w:jc w:val="both"/>
-              <w:rPr>
-                <w:rFonts w:ascii="Arial Narrow" w:eastAsia="Arial Narrow" w:hAnsi="Arial Narrow"/>
-                <w:bCs/>
-                <w:color w:val="000000"/>
-                <w:sz w:val="24"/>
-                <w:szCs w:val="24"/>
-              </w:rPr>
-            </w:pPr>
-            <w:r>
-              <w:rPr>
-                <w:rFonts w:ascii="Arial Narrow" w:eastAsia="Arial Narrow" w:hAnsi="Arial Narrow"/>
-                <w:bCs/>
-                <w:color w:val="000000"/>
-                <w:sz w:val="24"/>
-                <w:szCs w:val="24"/>
-              </w:rPr>
-              <w:t>5.</w:t>
-            </w:r>
-          </w:p>
-        </w:tc>
-        <w:tc>
-          <w:tcPr>
-            <w:tcW w:w="7654" w:type="dxa"/>
-          </w:tcPr>
-          <w:p>
-            <w:pPr>
-              <w:jc w:val="both"/>
-              <w:rPr>
-                <w:rFonts w:ascii="Arial Narrow" w:eastAsia="Arial Narrow" w:hAnsi="Arial Narrow"/>
-                <w:bCs/>
-                <w:color w:val="000000"/>
-                <w:sz w:val="24"/>
-                <w:szCs w:val="24"/>
-              </w:rPr>
-            </w:pPr>
-            <w:r>
-              <w:rPr>
-                <w:rFonts w:ascii="Arial Narrow" w:hAnsi="Arial Narrow"/>
-                <w:color w:val="000000"/>
-                <w:sz w:val="24"/>
-                <w:szCs w:val="24"/>
-              </w:rPr>
-              <w:t>Melaksanakan perintah ini dengan saksama dan penuh rasa tanggung jawab.</w:t>
-            </w:r>
+            <w:tcW w:w="9639" w:type="dxa"/>
+            <w:gridSpan w:val="4"/>
+          </w:tcPr>
+          <w:p>
+            <w:pPr>
+              <w:jc w:val="both"/>
+              <w:rPr>
+                <w:rFonts w:ascii="Arial Narrow" w:eastAsia="Arial Narrow" w:hAnsi="Arial Narrow"/>
+                <w:color w:val="000000"/>
+                <w:sz w:val="16"/>
+                <w:szCs w:val="16"/>
+              </w:rPr>
+            </w:pPr>
           </w:p>
         </w:tc>
       </w:tr>
       <w:tr>
         <w:tc>
           <w:tcPr>
-            <w:tcW w:w="9639" w:type="dxa"/>
-            <w:gridSpan w:val="4"/>
-          </w:tcPr>
-          <w:p>
-            <w:pPr>
-              <w:jc w:val="both"/>
-              <w:rPr>
-                <w:rFonts w:ascii="Arial Narrow" w:eastAsia="Arial Narrow" w:hAnsi="Arial Narrow"/>
-                <w:color w:val="000000"/>
-                <w:sz w:val="16"/>
-                <w:szCs w:val="16"/>
-              </w:rPr>
-            </w:pPr>
-          </w:p>
-        </w:tc>
-      </w:tr>
-      <w:tr>
-        <w:tc>
-          <w:tcPr>
             <w:tcW w:w="1435" w:type="dxa"/>
           </w:tcPr>
           <w:p>
@@ -2243,16 +2520,6 @@
                 <w:szCs w:val="24"/>
               </w:rPr>
             </w:pPr>
-            <w:r>
-              <w:rPr>
-                <w:rFonts w:ascii="Arial Narrow" w:eastAsia="Arial Narrow" w:hAnsi="Arial Narrow"/>
-                <w:bCs/>
-                <w:color w:val="000000"/>
-                <w:sz w:val="24"/>
-                <w:szCs w:val="24"/>
-              </w:rPr>
-              <w:t>-</w:t>
-            </w:r>
           </w:p>
         </w:tc>
       </w:tr>
@@ -2585,9 +2852,9 @@
               <w:tblLook w:val="04A0" w:firstRow="1" w:lastRow="0" w:firstColumn="1" w:lastColumn="0" w:noHBand="0" w:noVBand="1"/>
             </w:tblPr>
             <w:tblGrid>
-              <w:gridCol w:w="1863"/>
-              <w:gridCol w:w="152"/>
-              <w:gridCol w:w="2789"/>
+              <w:gridCol w:w="1934"/>
+              <w:gridCol w:w="171"/>
+              <w:gridCol w:w="2699"/>
             </w:tblGrid>
             <w:tr>
               <w:trPr>
@@ -2614,7 +2881,6 @@
                       <w:sz w:val="24"/>
                       <w:szCs w:val="24"/>
                     </w:rPr>
-                    <w:lastRenderedPageBreak/>
                     <w:t xml:space="preserve">Dikeluarkan di  </w:t>
                   </w:r>
                 </w:p>
@@ -3115,7 +3381,7 @@
 </file>
 
 <file path=word/styles.xml><?xml version="1.0" encoding="utf-8"?>
-<w:styles xmlns:mc="http://schemas.openxmlformats.org/markup-compatibility/2006" xmlns:r="http://schemas.openxmlformats.org/officeDocument/2006/relationships" xmlns:w="http://schemas.openxmlformats.org/wordprocessingml/2006/main" xmlns:w14="http://schemas.microsoft.com/office/word/2010/wordml" xmlns:w15="http://schemas.microsoft.com/office/word/2012/wordml" xmlns:w16cex="http://schemas.microsoft.com/office/word/2018/wordml/cex" xmlns:w16cid="http://schemas.microsoft.com/office/word/2016/wordml/cid" xmlns:w16="http://schemas.microsoft.com/office/word/2018/wordml" xmlns:w16du="http://schemas.microsoft.com/office/word/2023/wordml/word16du" xmlns:w16sdtdh="http://schemas.microsoft.com/office/word/2020/wordml/sdtdatahash" xmlns:w16se="http://schemas.microsoft.com/office/word/2015/wordml/symex" mc:Ignorable="w14 w15 w16se w16cid w16 w16cex w16sdtdh w16du">
+<w:styles xmlns:mc="http://schemas.openxmlformats.org/markup-compatibility/2006" xmlns:r="http://schemas.openxmlformats.org/officeDocument/2006/relationships" xmlns:w="http://schemas.openxmlformats.org/wordprocessingml/2006/main" xmlns:w14="http://schemas.microsoft.com/office/word/2010/wordml" xmlns:w15="http://schemas.microsoft.com/office/word/2012/wordml" xmlns:w16cex="http://schemas.microsoft.com/office/word/2018/wordml/cex" xmlns:w16cid="http://schemas.microsoft.com/office/word/2016/wordml/cid" xmlns:w16="http://schemas.microsoft.com/office/word/2018/wordml" xmlns:w16du="http://schemas.microsoft.com/office/word/2023/wordml/word16du" xmlns:w16sdtdh="http://schemas.microsoft.com/office/word/2020/wordml/sdtdatahash" xmlns:w16sdtfl="http://schemas.microsoft.com/office/word/2024/wordml/sdtformatlock" xmlns:w16se="http://schemas.microsoft.com/office/word/2015/wordml/symex" mc:Ignorable="w14 w15 w16se w16cid w16 w16cex w16sdtdh w16sdtfl w16du">
   <w:docDefaults>
     <w:rPrDefault>
       <w:rPr>
